--- a/src/memoriales/templates/terminacion_pago_cuotas_en_mora.docx
+++ b/src/memoriales/templates/terminacion_pago_cuotas_en_mora.docx
@@ -254,16 +254,6 @@
           <w:lang w:val="es-ES"/>
         </w:rPr>
         <w:t>Referencia. PROCESO EJECUTIVO {{ tipo_proceso }} DE {{ cuantia_value }} DE BANCOLOMBIA S.A Contra {{ deudor.nombre }}</w:t>
-      </w:r>
-      <w:r>
-        <w:rPr>
-          <w:rFonts w:ascii="Liberation Sans" w:hAnsi="Liberation Sans"/>
-          <w:b/>
-          <w:bCs/>
-          <w:sz w:val="22"/>
-          <w:szCs w:val="22"/>
-        </w:rPr>
-        <w:t xml:space="preserve"> - OFICIOS MEDIDAS CAUTELARES-</w:t>
       </w:r>
     </w:p>
     <w:p>
@@ -1572,6 +1562,7 @@
     <w:rsid w:val="0091584e"/>
     <w:pPr>
       <w:widowControl/>
+      <w:suppressAutoHyphens w:val="true"/>
       <w:bidi w:val="0"/>
       <w:spacing w:lineRule="atLeast" w:line="240" w:before="0" w:after="0"/>
       <w:jc w:val="start"/>
@@ -1753,6 +1744,40 @@
       <w:sz w:val="24"/>
     </w:rPr>
   </w:style>
+  <w:style w:type="paragraph" w:styleId="Ttulouser">
+    <w:name w:val="Título (user)"/>
+    <w:basedOn w:val="Normal"/>
+    <w:next w:val="BodyText"/>
+    <w:qFormat/>
+    <w:pPr>
+      <w:keepNext w:val="true"/>
+      <w:spacing w:before="240" w:after="120"/>
+    </w:pPr>
+    <w:rPr>
+      <w:rFonts w:ascii="Victor Mono Medium" w:hAnsi="Victor Mono Medium" w:eastAsia="Noto Sans CJK SC" w:cs="Noto Sans Devanagari"/>
+      <w:sz w:val="28"/>
+      <w:szCs w:val="28"/>
+    </w:rPr>
+  </w:style>
+  <w:style w:type="paragraph" w:styleId="ndiceuser">
+    <w:name w:val="Índice (user)"/>
+    <w:basedOn w:val="Normal"/>
+    <w:qFormat/>
+    <w:pPr>
+      <w:suppressLineNumbers/>
+    </w:pPr>
+    <w:rPr>
+      <w:rFonts w:ascii="Victor Mono Light" w:hAnsi="Victor Mono Light" w:cs="Noto Sans Devanagari"/>
+      <w:sz w:val="24"/>
+    </w:rPr>
+  </w:style>
+  <w:style w:type="paragraph" w:styleId="Cabeceraypieuser">
+    <w:name w:val="Cabecera y pie (user)"/>
+    <w:basedOn w:val="Normal"/>
+    <w:qFormat/>
+    <w:pPr/>
+    <w:rPr/>
+  </w:style>
   <w:style w:type="paragraph" w:styleId="Cabeceraypie">
     <w:name w:val="Cabecera y pie"/>
     <w:basedOn w:val="Normal"/>
@@ -1811,6 +1836,7 @@
     <w:rsid w:val="005b1204"/>
     <w:pPr>
       <w:widowControl/>
+      <w:suppressAutoHyphens w:val="true"/>
       <w:bidi w:val="0"/>
       <w:spacing w:lineRule="auto" w:line="240" w:before="0" w:after="0"/>
       <w:jc w:val="start"/>
@@ -1841,8 +1867,8 @@
       <w:lang w:val="es-CO" w:eastAsia="en-US"/>
     </w:rPr>
   </w:style>
-  <w:style w:type="numbering" w:styleId="Ningunalista" w:default="1">
-    <w:name w:val="Ninguna lista"/>
+  <w:style w:type="numbering" w:styleId="Ningunalistauser" w:default="1">
+    <w:name w:val="Ninguna lista (user)"/>
     <w:uiPriority w:val="99"/>
     <w:semiHidden/>
     <w:unhideWhenUsed/>
